--- a/backend/app/data/contracts/08_საგამოცდო_და_სასერტიფიკაციო_ხელშეკრულება.docx
+++ b/backend/app/data/contracts/08_საგამოცდო_და_სასერტიფიკაციო_ხელშეკრულება.docx
@@ -361,7 +361,7 @@
     <w:p>
       <w:pPr>
         <w:spacing w:before="0" w:after="60" w:line="276" w:lineRule="auto"/>
-        <w:jc w:val="both"/>
+        <w:jc w:val="left"/>
       </w:pPr>
       <w:r>
         <w:rPr>
@@ -371,7 +371,7 @@
           <w:color w:val="000000"/>
           <w:sz w:val="21"/>
         </w:rPr>
-        <w:t>წარმომადგენელი: დირექტორი (ან მის მიერ უფლებამოსილი პირი)</w:t>
+        <w:t>წარმომადგენელი (დირექტორი / უფლებამოსილი პირი): _________________________ (პ/ნ: _________________________)</w:t>
       </w:r>
     </w:p>
     <w:p>
@@ -611,137 +611,7 @@
           <w:color w:val="000000"/>
           <w:sz w:val="21"/>
         </w:rPr>
-        <w:t xml:space="preserve"> ☐ </w:t>
-      </w:r>
-      <w:r>
-        <w:rPr>
-          <w:rFonts w:ascii="Sylfaen" w:hAnsi="Sylfaen" w:cs="Sylfaen" w:eastAsia="Sylfaen"/>
-          <w:b/>
-          <w:i w:val="0"/>
-          <w:color w:val="000000"/>
-          <w:sz w:val="21"/>
-        </w:rPr>
-        <w:t>1) კატეგორია A</w:t>
-      </w:r>
-      <w:r>
-        <w:rPr>
-          <w:rFonts w:ascii="Sylfaen" w:hAnsi="Sylfaen" w:cs="Sylfaen" w:eastAsia="Sylfaen"/>
-          <w:b w:val="0"/>
-          <w:i w:val="0"/>
-          <w:color w:val="000000"/>
-          <w:sz w:val="21"/>
-        </w:rPr>
-        <w:t xml:space="preserve"> | ☐ </w:t>
-      </w:r>
-      <w:r>
-        <w:rPr>
-          <w:rFonts w:ascii="Sylfaen" w:hAnsi="Sylfaen" w:cs="Sylfaen" w:eastAsia="Sylfaen"/>
-          <w:b/>
-          <w:i w:val="0"/>
-          <w:color w:val="000000"/>
-          <w:sz w:val="21"/>
-        </w:rPr>
-        <w:t>2) კატეგორია C ან A</w:t>
-      </w:r>
-      <w:r>
-        <w:rPr>
-          <w:rFonts w:ascii="Sylfaen" w:hAnsi="Sylfaen" w:cs="Sylfaen" w:eastAsia="Sylfaen"/>
-          <w:b w:val="0"/>
-          <w:i w:val="0"/>
-          <w:color w:val="000000"/>
-          <w:sz w:val="21"/>
-        </w:rPr>
-        <w:t xml:space="preserve"> </w:t>
-      </w:r>
-      <w:r>
-        <w:rPr>
-          <w:rFonts w:ascii="Sylfaen" w:hAnsi="Sylfaen" w:cs="Sylfaen" w:eastAsia="Sylfaen"/>
-          <w:b w:val="0"/>
-          <w:i/>
-          <w:color w:val="000000"/>
-          <w:sz w:val="21"/>
-        </w:rPr>
-        <w:t>(ქულების ან გამოცდილების/განათლების შესაბამისად)</w:t>
-      </w:r>
-      <w:r>
-        <w:rPr>
-          <w:rFonts w:ascii="Sylfaen" w:hAnsi="Sylfaen" w:cs="Sylfaen" w:eastAsia="Sylfaen"/>
-          <w:b w:val="0"/>
-          <w:i w:val="0"/>
-          <w:color w:val="000000"/>
-          <w:sz w:val="21"/>
-        </w:rPr>
-        <w:t xml:space="preserve"> | ☐ </w:t>
-      </w:r>
-      <w:r>
-        <w:rPr>
-          <w:rFonts w:ascii="Sylfaen" w:hAnsi="Sylfaen" w:cs="Sylfaen" w:eastAsia="Sylfaen"/>
-          <w:b/>
-          <w:i w:val="0"/>
-          <w:color w:val="000000"/>
-          <w:sz w:val="21"/>
-        </w:rPr>
-        <w:t>3) კატეგორია B ან A</w:t>
-      </w:r>
-      <w:r>
-        <w:rPr>
-          <w:rFonts w:ascii="Sylfaen" w:hAnsi="Sylfaen" w:cs="Sylfaen" w:eastAsia="Sylfaen"/>
-          <w:b w:val="0"/>
-          <w:i w:val="0"/>
-          <w:color w:val="000000"/>
-          <w:sz w:val="21"/>
-        </w:rPr>
-        <w:t xml:space="preserve"> </w:t>
-      </w:r>
-      <w:r>
-        <w:rPr>
-          <w:rFonts w:ascii="Sylfaen" w:hAnsi="Sylfaen" w:cs="Sylfaen" w:eastAsia="Sylfaen"/>
-          <w:b w:val="0"/>
-          <w:i/>
-          <w:color w:val="000000"/>
-          <w:sz w:val="21"/>
-        </w:rPr>
-        <w:t>(ქულების შესაბამისად)</w:t>
-      </w:r>
-      <w:r>
-        <w:rPr>
-          <w:rFonts w:ascii="Sylfaen" w:hAnsi="Sylfaen" w:cs="Sylfaen" w:eastAsia="Sylfaen"/>
-          <w:b w:val="0"/>
-          <w:i w:val="0"/>
-          <w:color w:val="000000"/>
-          <w:sz w:val="21"/>
-        </w:rPr>
-        <w:t xml:space="preserve"> | ☐ </w:t>
-      </w:r>
-      <w:r>
-        <w:rPr>
-          <w:rFonts w:ascii="Sylfaen" w:hAnsi="Sylfaen" w:cs="Sylfaen" w:eastAsia="Sylfaen"/>
-          <w:b/>
-          <w:i w:val="0"/>
-          <w:color w:val="000000"/>
-          <w:sz w:val="21"/>
-        </w:rPr>
-        <w:t>4) კატეგორია B</w:t>
-      </w:r>
-      <w:r>
-        <w:rPr>
-          <w:rFonts w:ascii="Sylfaen" w:hAnsi="Sylfaen" w:cs="Sylfaen" w:eastAsia="Sylfaen"/>
-          <w:b w:val="0"/>
-          <w:i w:val="0"/>
-          <w:color w:val="000000"/>
-          <w:sz w:val="21"/>
-        </w:rPr>
-        <w:t xml:space="preserve"> | ☐ </w:t>
-      </w:r>
-      <w:r>
-        <w:rPr>
-          <w:rFonts w:ascii="Sylfaen" w:hAnsi="Sylfaen" w:cs="Sylfaen" w:eastAsia="Sylfaen"/>
-          <w:b/>
-          <w:i w:val="0"/>
-          <w:color w:val="000000"/>
-          <w:sz w:val="21"/>
-        </w:rPr>
-        <w:t>5) კატეგორია C</w:t>
+        <w:t xml:space="preserve"> _________________________</w:t>
       </w:r>
     </w:p>
     <w:p>
@@ -767,7 +637,7 @@
           <w:color w:val="000000"/>
           <w:sz w:val="21"/>
         </w:rPr>
-        <w:t>დაშვების რეჟიმი (ვერიფიცირებული დოკუმენტაციის მიხედვით):</w:t>
+        <w:t>დაშვების რეჟიმი:</w:t>
       </w:r>
       <w:r>
         <w:rPr>
@@ -777,77 +647,7 @@
           <w:color w:val="000000"/>
           <w:sz w:val="21"/>
         </w:rPr>
-        <w:t xml:space="preserve"> ☐ </w:t>
-      </w:r>
-      <w:r>
-        <w:rPr>
-          <w:rFonts w:ascii="Sylfaen" w:hAnsi="Sylfaen" w:cs="Sylfaen" w:eastAsia="Sylfaen"/>
-          <w:b/>
-          <w:i w:val="0"/>
-          <w:color w:val="000000"/>
-          <w:sz w:val="21"/>
-        </w:rPr>
-        <w:t>სტანდარტული</w:t>
-      </w:r>
-      <w:r>
-        <w:rPr>
-          <w:rFonts w:ascii="Sylfaen" w:hAnsi="Sylfaen" w:cs="Sylfaen" w:eastAsia="Sylfaen"/>
-          <w:b w:val="0"/>
-          <w:i w:val="0"/>
-          <w:color w:val="000000"/>
-          <w:sz w:val="21"/>
-        </w:rPr>
-        <w:t xml:space="preserve"> </w:t>
-      </w:r>
-      <w:r>
-        <w:rPr>
-          <w:rFonts w:ascii="Sylfaen" w:hAnsi="Sylfaen" w:cs="Sylfaen" w:eastAsia="Sylfaen"/>
-          <w:b w:val="0"/>
-          <w:i/>
-          <w:color w:val="000000"/>
-          <w:sz w:val="21"/>
-        </w:rPr>
-        <w:t>(უმაღლესი არქიტექტურული განათლების დიპლომით)</w:t>
-      </w:r>
-      <w:r>
-        <w:rPr>
-          <w:rFonts w:ascii="Sylfaen" w:hAnsi="Sylfaen" w:cs="Sylfaen" w:eastAsia="Sylfaen"/>
-          <w:b w:val="0"/>
-          <w:i w:val="0"/>
-          <w:color w:val="000000"/>
-          <w:sz w:val="21"/>
-        </w:rPr>
-        <w:t xml:space="preserve"> | ☐ </w:t>
-      </w:r>
-      <w:r>
-        <w:rPr>
-          <w:rFonts w:ascii="Sylfaen" w:hAnsi="Sylfaen" w:cs="Sylfaen" w:eastAsia="Sylfaen"/>
-          <w:b/>
-          <w:i w:val="0"/>
-          <w:color w:val="000000"/>
-          <w:sz w:val="21"/>
-        </w:rPr>
-        <w:t>გარდამავალი / საგამონაკლისო</w:t>
-      </w:r>
-      <w:r>
-        <w:rPr>
-          <w:rFonts w:ascii="Sylfaen" w:hAnsi="Sylfaen" w:cs="Sylfaen" w:eastAsia="Sylfaen"/>
-          <w:b w:val="0"/>
-          <w:i w:val="0"/>
-          <w:color w:val="000000"/>
-          <w:sz w:val="21"/>
-        </w:rPr>
-        <w:t xml:space="preserve"> </w:t>
-      </w:r>
-      <w:r>
-        <w:rPr>
-          <w:rFonts w:ascii="Sylfaen" w:hAnsi="Sylfaen" w:cs="Sylfaen" w:eastAsia="Sylfaen"/>
-          <w:b w:val="0"/>
-          <w:i/>
-          <w:color w:val="000000"/>
-          <w:sz w:val="21"/>
-        </w:rPr>
-        <w:t>(უდიპლომოდ — №134 დადგენილების მე-12 მუხლით, მხოლოდ A ან B კატეგორიისთვის)</w:t>
+        <w:t xml:space="preserve"> _________________________</w:t>
       </w:r>
     </w:p>
     <w:p>
@@ -3529,7 +3329,47 @@
           <w:color w:val="000000"/>
           <w:sz w:val="21"/>
         </w:rPr>
-        <w:t xml:space="preserve">). 1-თვიანი ვადის გასვლის შემთხვევაში საგამოცდო შედეგი ძალას კარგავს და სერტიფიკატის მისაღებად კანდიდატი ხელახლა აბარებს გამოცდას (ამასთან, დადგენილ ვადაში საგამოცდო შედეგზე აპელაციის წარდგენა აჩერებს აღნიშნული 1-თვიანი ვადის დინებას აპელაციაზე საბოლოო გადაწყვეტილების ოფიციალურ შეტყობინებამდე). საფასურის (3 000 ₾) სრულად ჩარიცხვიდან არაუმეტეს </w:t>
+        <w:t xml:space="preserve">), ხოლო თანხის გადახდის შემდეგ კანდიდატი ვებგვერდზე, </w:t>
+      </w:r>
+      <w:r>
+        <w:rPr>
+          <w:rFonts w:ascii="Sylfaen" w:hAnsi="Sylfaen" w:cs="Sylfaen" w:eastAsia="Sylfaen"/>
+          <w:b/>
+          <w:i w:val="0"/>
+          <w:color w:val="000000"/>
+          <w:sz w:val="21"/>
+        </w:rPr>
+        <w:t>„განცხადებების“</w:t>
+      </w:r>
+      <w:r>
+        <w:rPr>
+          <w:rFonts w:ascii="Sylfaen" w:hAnsi="Sylfaen" w:cs="Sylfaen" w:eastAsia="Sylfaen"/>
+          <w:b w:val="0"/>
+          <w:i w:val="0"/>
+          <w:color w:val="000000"/>
+          <w:sz w:val="21"/>
+        </w:rPr>
+        <w:t xml:space="preserve"> განყოფილებიდან (</w:t>
+      </w:r>
+      <w:r>
+        <w:rPr>
+          <w:rFonts w:ascii="Sylfaen" w:hAnsi="Sylfaen" w:cs="Sylfaen" w:eastAsia="Sylfaen"/>
+          <w:b/>
+          <w:i w:val="0"/>
+          <w:color w:val="000000"/>
+          <w:sz w:val="21"/>
+        </w:rPr>
+        <w:t>„სხვა განაცხადი“</w:t>
+      </w:r>
+      <w:r>
+        <w:rPr>
+          <w:rFonts w:ascii="Sylfaen" w:hAnsi="Sylfaen" w:cs="Sylfaen" w:eastAsia="Sylfaen"/>
+          <w:b w:val="0"/>
+          <w:i w:val="0"/>
+          <w:color w:val="000000"/>
+          <w:sz w:val="21"/>
+        </w:rPr>
+        <w:t xml:space="preserve">) აგზავნის შეტყობინებას თანხის ჩარიცხვის შესახებ და დაურთავს საგადახდო ქვითარს. 1-თვიანი ვადის გასვლის შემთხვევაში საგამოცდო შედეგი ძალას კარგავს და სერტიფიკატის მისაღებად კანდიდატი ხელახლა აბარებს გამოცდას (ამასთან, დადგენილ ვადაში საგამოცდო შედეგზე აპელაციის წარდგენა აჩერებს აღნიშნული 1-თვიანი ვადის დინებას აპელაციაზე საბოლოო გადაწყვეტილების ოფიციალურ შეტყობინებამდე). საფასურის (3 000 ₾) სრულად ჩარიცხვიდან და საგადახდო ქვითრის გამოგზავნიდან არაუმეტეს </w:t>
       </w:r>
       <w:r>
         <w:rPr>
@@ -6106,6 +5946,22 @@
           <w:sz w:val="21"/>
         </w:rPr>
         <w:t>დირექტორი (ან უფლებამოსილი პირი): _________________________</w:t>
+      </w:r>
+    </w:p>
+    <w:p>
+      <w:pPr>
+        <w:spacing w:before="0" w:after="60" w:line="276" w:lineRule="auto"/>
+        <w:jc w:val="left"/>
+      </w:pPr>
+      <w:r>
+        <w:rPr>
+          <w:rFonts w:ascii="Sylfaen" w:hAnsi="Sylfaen" w:cs="Sylfaen" w:eastAsia="Sylfaen"/>
+          <w:b w:val="0"/>
+          <w:i w:val="0"/>
+          <w:color w:val="000000"/>
+          <w:sz w:val="21"/>
+        </w:rPr>
+        <w:t>პირადი ნომერი: _________________________</w:t>
       </w:r>
     </w:p>
     <w:p>

--- a/backend/app/data/contracts/08_საგამოცდო_და_სასერტიფიკაციო_ხელშეკრულება.docx
+++ b/backend/app/data/contracts/08_საგამოცდო_და_სასერტიფიკაციო_ხელშეკრულება.docx
@@ -1171,7 +1171,7 @@
           <w:color w:val="000000"/>
           <w:sz w:val="21"/>
         </w:rPr>
-        <w:t xml:space="preserve"> სერტიფიკატის გაცემის საფასურის (3 000 ₾) გადახდიდან არაუმეტეს </w:t>
+        <w:t xml:space="preserve"> სერტიფიკატის გაცემის საფასურის (3 000 ₾) სრულად გადახდიდან (ჩარიცხვიდან), გადახდის შესახებ შეტყობინებისა და საგადახდო ქვითრის გამოგზავნიდან არაუმეტეს </w:t>
       </w:r>
       <w:r>
         <w:rPr>
@@ -2699,7 +2699,7 @@
           <w:color w:val="000000"/>
           <w:sz w:val="21"/>
         </w:rPr>
-        <w:t>ა) საჯაროდ გამოუქვეყნებელი კითხვების ბაზის კითხვები, პასუხების ვარიანტები, სწორი პასუხების დამტკიცებული ჩამონათვალი, პრაქტიკული საგამოცდო პროექტები და დავალების შეფასების დოკუმენტები წარმოადგენს ინსტიტუტის კონფიდენციალურ საკუთრებას;</w:t>
+        <w:t>ა) საჯაროდ გამოუქვეყნებელი კითხვების ბაზის კითხვები, პასუხების ვარიანტები, სწორი პასუხების ჩამონათვალი, პრაქტიკული საგამოცდო პროექტები და დავალების შეფასების დოკუმენტები წარმოადგენს ინსტიტუტის კონფიდენციალურ საკუთრებას;</w:t>
       </w:r>
     </w:p>
     <w:p>
@@ -3369,7 +3369,7 @@
           <w:color w:val="000000"/>
           <w:sz w:val="21"/>
         </w:rPr>
-        <w:t xml:space="preserve">) აგზავნის შეტყობინებას თანხის ჩარიცხვის შესახებ და დაურთავს საგადახდო ქვითარს. 1-თვიანი ვადის გასვლის შემთხვევაში საგამოცდო შედეგი ძალას კარგავს და სერტიფიკატის მისაღებად კანდიდატი ხელახლა აბარებს გამოცდას (ამასთან, დადგენილ ვადაში საგამოცდო შედეგზე აპელაციის წარდგენა აჩერებს აღნიშნული 1-თვიანი ვადის დინებას აპელაციაზე საბოლოო გადაწყვეტილების ოფიციალურ შეტყობინებამდე). საფასურის (3 000 ₾) სრულად ჩარიცხვიდან და საგადახდო ქვითრის გამოგზავნიდან არაუმეტეს </w:t>
+        <w:t xml:space="preserve">) აგზავნის შეტყობინებას თანხის ჩარიცხვის შესახებ და დაურთავს საგადახდო ქვითარს. 1-თვიანი ვადის გასვლის შემთხვევაში საგამოცდო შედეგი ძალას კარგავს და სერტიფიკატის მისაღებად კანდიდატი ხელახლა აბარებს გამოცდას (ამასთან, დადგენილ ვადაში საგამოცდო შედეგზე აპელაციის წარდგენა აჩერებს აღნიშნული 1-თვიანი ვადის დინებას აპელაციაზე საბოლოო გადაწყვეტილების ოფიციალურ შეტყობინებამდე). საფასურის (3 000 ₾) სრულად გადახდიდან (ჩარიცხვიდან), გადახდის შესახებ შეტყობინებისა და საგადახდო ქვითრის გამოგზავნიდან არაუმეტეს </w:t>
       </w:r>
       <w:r>
         <w:rPr>
@@ -3597,7 +3597,7 @@
           <w:color w:val="000000"/>
           <w:sz w:val="21"/>
         </w:rPr>
-        <w:t>იმ სავალდებულო სახელშეკრულებო პირობით</w:t>
+        <w:t>ორმაგი ვადის დათქმით</w:t>
       </w:r>
       <w:r>
         <w:rPr>
@@ -3607,47 +3607,7 @@
           <w:color w:val="000000"/>
           <w:sz w:val="21"/>
         </w:rPr>
-        <w:t>, რომ სერტიფიცირებული პირი ვალდებულია კანონმდებლობით დადგენილი გარდამავალი ვადის ამოწურვამდე ინსტიტუტში წარადგინოს უმაღლესი არქიტექტურული განათლების დამადასტურებელი დიპლომი (არანაკლებ ბაკალავრის ან მასთან გათანაბრებული აკადემიური ხარისხით). შესაბამისად, წინამდებარე ხელშეკრულებითა და ინსტიტუტის ელექტრონულ სისტემაში (</w:t>
-      </w:r>
-      <w:r>
-        <w:rPr>
-          <w:rFonts w:ascii="Sylfaen" w:hAnsi="Sylfaen" w:cs="Sylfaen" w:eastAsia="Sylfaen"/>
-          <w:b/>
-          <w:i w:val="0"/>
-          <w:color w:val="000000"/>
-          <w:sz w:val="21"/>
-        </w:rPr>
-        <w:t>gipc.org.ge</w:t>
-      </w:r>
-      <w:r>
-        <w:rPr>
-          <w:rFonts w:ascii="Sylfaen" w:hAnsi="Sylfaen" w:cs="Sylfaen" w:eastAsia="Sylfaen"/>
-          <w:b w:val="0"/>
-          <w:i w:val="0"/>
-          <w:color w:val="000000"/>
-          <w:sz w:val="21"/>
-        </w:rPr>
-        <w:t xml:space="preserve">) ასეთ სერტიფიკატზე ვრცელდება </w:t>
-      </w:r>
-      <w:r>
-        <w:rPr>
-          <w:rFonts w:ascii="Sylfaen" w:hAnsi="Sylfaen" w:cs="Sylfaen" w:eastAsia="Sylfaen"/>
-          <w:b/>
-          <w:i w:val="0"/>
-          <w:color w:val="000000"/>
-          <w:sz w:val="21"/>
-        </w:rPr>
-        <w:t>ორმაგი ვადის დათქმა</w:t>
-      </w:r>
-      <w:r>
-        <w:rPr>
-          <w:rFonts w:ascii="Sylfaen" w:hAnsi="Sylfaen" w:cs="Sylfaen" w:eastAsia="Sylfaen"/>
-          <w:b w:val="0"/>
-          <w:i w:val="0"/>
-          <w:color w:val="000000"/>
-          <w:sz w:val="21"/>
-        </w:rPr>
-        <w:t>:</w:t>
+        <w:t>, რომლის მიხედვითაც სერტიფიკატის მოქმედების სრული 5-წლიანი ციკლის გასაგრძელებლად სერტიფიცირებული პირი კანონმდებლობით დადგენილი გარდამავალი ვადის ამოწურვამდე ინსტიტუტში წარადგენს უმაღლესი არქიტექტურული განათლების დამადასტურებელ დიპლომს (არანაკლებ ბაკალავრის ან მასთან გათანაბრებული აკადემიური ხარისხით):</w:t>
       </w:r>
     </w:p>
     <w:p>
@@ -3749,7 +3709,7 @@
           <w:color w:val="000000"/>
           <w:sz w:val="21"/>
         </w:rPr>
-        <w:t>მეორე ვადა (საგამონაკლისო/გარდამავალი ვადა — დიპლომის წარდგენის სავალდებულო ვადა):</w:t>
+        <w:t>მეორე ვადა (საგამონაკლისო/გარდამავალი ვადა — დიპლომის წარდგენის ვადა):</w:t>
       </w:r>
       <w:r>
         <w:rPr>
@@ -3871,7 +3831,7 @@
           <w:color w:val="000000"/>
           <w:sz w:val="21"/>
         </w:rPr>
-        <w:t xml:space="preserve"> თუ სერტიფიცირებული პირი §6.3.1-ის „ბ“ ქვეპუნქტით განსაზღვრული საგამონაკლისო ვადის ამოწურვამდე ინსტიტუტში წარადგენს მოქმედი კანონმდებლობითა და სერტიფიკაციის სქემით გათვალისწინებულ დიპლომს და დოკუმენტურად დადასტურდება სტანდარტული რეჟიმის წინაპირობებთან (მოქმედი კანონმდებლობის მოთხოვნათა გათვალისწინებით) შესაბამისობა (სერტიფიცირების გადაწყვეტილების განახლებით), სახელშეკრულებო პირობა ითვლება შესრულებულად, სერტიფიკატს ეხსნება საგამონაკლისო შეზღუდვა და იგი უწყვეტად აგრძელებს მოქმედებას სერტიფიკატზე მითითებული თავდაპირველი </w:t>
+        <w:t xml:space="preserve"> თუ სერტიფიცირებული პირი §6.3.1-ის „ბ“ ქვეპუნქტით განსაზღვრული საგამონაკლისო ვადის ამოწურვამდე ინსტიტუტში წარადგენს მოქმედი კანონმდებლობითა და სერტიფიკაციის სქემით გათვალისწინებულ დიპლომს და დოკუმენტურად დადასტურდება სტანდარტული რეჟიმის წინაპირობებთან (მოქმედი კანონმდებლობის მოთხოვნათა გათვალისწინებით) შესაბამისობა (სერტიფიცირების გადაწყვეტილების განახლებით), სერტიფიკატს ეხსნება საგამონაკლისო შეზღუდვა და იგი უწყვეტად აგრძელებს მოქმედებას სერტიფიკატზე მითითებული თავდაპირველი </w:t>
       </w:r>
       <w:r>
         <w:rPr>
@@ -3927,7 +3887,7 @@
           <w:color w:val="000000"/>
           <w:sz w:val="21"/>
         </w:rPr>
-        <w:t xml:space="preserve"> თუ სერტიფიცირებული პირი დაარღვევს §6.3.1-ით გათვალისწინებულ სახელშეკრულებო პირობას და საგამონაკლისო ვადის დადგომამდე ინსტიტუტში არ წარადგენს დიპლომს, აღნიშნული თარიღის დადგომით იწურება სერტიფიკატის მოქმედების საგამონაკლისო ვადა (§6.3.1 „ბ“) და ინსტიტუტის ელექტრონულ სისტემასა და საჯარო რეესტრში (</w:t>
+        <w:t xml:space="preserve"> თუ სერტიფიცირებული პირი §6.3.1-ის „ბ“ ქვეპუნქტით გათვალისწინებული საგამონაკლისო ვადის დადგომამდე ინსტიტუტში არ წარადგენს დიპლომს, აღნიშნული თარიღის დადგომით იწურება სერტიფიკატის მოქმედების საგამონაკლისო ვადა (§6.3.1 „ბ“) და ინსტიტუტის ელექტრონულ სისტემასა და საჯარო რეესტრში (</w:t>
       </w:r>
       <w:r>
         <w:rPr>
@@ -4791,55 +4751,7 @@
           <w:color w:val="000000"/>
           <w:sz w:val="21"/>
         </w:rPr>
-        <w:t>დ) თუ დადასტურდა, რომ:</w:t>
-      </w:r>
-    </w:p>
-    <w:p>
-      <w:pPr>
-        <w:spacing w:before="0" w:after="50" w:line="276" w:lineRule="auto"/>
-        <w:jc w:val="both"/>
-      </w:pPr>
-      <w:r>
-        <w:rPr>
-          <w:rFonts w:ascii="Sylfaen" w:hAnsi="Sylfaen" w:cs="Sylfaen" w:eastAsia="Sylfaen"/>
-          <w:b w:val="0"/>
-          <w:i w:val="0"/>
-          <w:color w:val="000000"/>
-          <w:sz w:val="21"/>
-        </w:rPr>
-        <w:t>– სერტიფიცირებულმა პირმა (კატეგორია A ან C) არქიტექტურულ პროექტზე ხელი მოაწერა მთავარი არქიტექტორის სტატუსით მაშინ, როდესაც იგი რეალურად არ არის ამ პროექტის მთავარი არქიტექტორი; ან</w:t>
-      </w:r>
-    </w:p>
-    <w:p>
-      <w:pPr>
-        <w:spacing w:before="0" w:after="50" w:line="276" w:lineRule="auto"/>
-        <w:jc w:val="both"/>
-      </w:pPr>
-      <w:r>
-        <w:rPr>
-          <w:rFonts w:ascii="Sylfaen" w:hAnsi="Sylfaen" w:cs="Sylfaen" w:eastAsia="Sylfaen"/>
-          <w:b w:val="0"/>
-          <w:i w:val="0"/>
-          <w:color w:val="000000"/>
-          <w:sz w:val="21"/>
-        </w:rPr>
-        <w:t>– სპეციალისტმა (კატეგორია B) მშენებლობის ნებართვის გამცემ ადმინისტრაციულ ორგანოში დადებითად შეაფასა/შეათანხმა არქიტექტურული პროექტი მისი ფაქტობრივი შესწავლის გარეშე ან ინტერესთა კონფლიქტის პირობებში; ან</w:t>
-      </w:r>
-    </w:p>
-    <w:p>
-      <w:pPr>
-        <w:spacing w:before="0" w:after="50" w:line="276" w:lineRule="auto"/>
-        <w:jc w:val="both"/>
-      </w:pPr>
-      <w:r>
-        <w:rPr>
-          <w:rFonts w:ascii="Sylfaen" w:hAnsi="Sylfaen" w:cs="Sylfaen" w:eastAsia="Sylfaen"/>
-          <w:b w:val="0"/>
-          <w:i w:val="0"/>
-          <w:color w:val="000000"/>
-          <w:sz w:val="21"/>
-        </w:rPr>
-        <w:t>– ექსპერტმა (კატეგორია C) საექსპერტო დასკვნაზე ხელი მოაწერა ფაქტობრივი ექსპერტიზის ჩატარების გარეშე, ან გასცა საექსპერტო დასკვნა საკუთარი მონაწილეობით მომზადებულ პროექტზე;</w:t>
+        <w:t>დ) თუ დადასტურდა, რომ არქიტექტურულ პროექტზე ხელი მოაწერა იმ სერტიფიცირებულმა პირმა, რომელიც არ არის ამ პროექტის მთავარი არქიტექტორი;</w:t>
       </w:r>
     </w:p>
     <w:p>
@@ -5203,7 +5115,7 @@
                 <w:color w:val="000000"/>
                 <w:sz w:val="20"/>
               </w:rPr>
-              <w:t>საიდენტიფიკაციო მონაცემები, საგამოცდო პასუხები, შედეგები, შემაჯამებელი საგამოცდო ოქმის/ანგარიშის ლოგები და გადაწყვეტილების ჩანაწერები</w:t>
+              <w:t>საიდენტიფიკაციო მონაცემები, საგამოცდო პასუხები, შედეგები, საგამოცდო შედეგების დეტალური PDF-ანგარიში (ძირითადი მუდმივი საგამოცდო ჩანაწერი) და გადაწყვეტილების ჩანაწერები</w:t>
             </w:r>
           </w:p>
         </w:tc>
@@ -5252,7 +5164,7 @@
                 <w:color w:val="000000"/>
                 <w:sz w:val="20"/>
               </w:rPr>
-              <w:t>ვიდეო, აუდიო და ეკრანის ჩანაწერები (და საგამოცდო აპლიკაციაში სესიის მიმდინარე ტექნიკური ლოგირება)</w:t>
+              <w:t>ვიდეო, აუდიო და ეკრანის ჩანაწერები (დამხმარე სამეთვალყურეო მასალა)</w:t>
             </w:r>
           </w:p>
         </w:tc>
@@ -5274,7 +5186,7 @@
                 <w:color w:val="000000"/>
                 <w:sz w:val="20"/>
               </w:rPr>
-              <w:t>გამოცდის დასრულებიდან 1 წელი (მიმდინარე დავის/აპელაციის შემთხვევაში — პროცედურის საბოლოო დასრულებამდე)</w:t>
+              <w:t>გონივრული ვადით (საჭიროებისამებრ), მაგრამ გამოცდის ჩატარებიდან არაუმეტეს 1 წლისა (§12.3)</w:t>
             </w:r>
           </w:p>
         </w:tc>
@@ -5382,7 +5294,7 @@
           <w:color w:val="000000"/>
           <w:sz w:val="21"/>
         </w:rPr>
-        <w:t>), საქართველოს მთავრობის №134 დადგენილებით დამტკიცებული წესის მე-2 მუხლის მე-5 და მე-6 პუნქტებისა და წინამდებარე სახელშეკრულებო პირობის/თანხმობის („პერსონალურ მონაცემთა დაცვის შესახებ“ საქართველოს კანონის მე-5 მუხლის 1-ლი პუნქტის „ა“, „ბ“ და „დ“ ქვეპუნქტები) შესაბამისად, საჯაროდ ქვეყნდება გაცემული სერტიფიკატი (ჩამოტვირთვის ფუნქციით) და შემდეგი მონაცემები: სახელი, გვარი, პირადი ნომერი, სერტიფიკატის უნიკალური კოდი, კვალიფიკაცია (კატეგორია, სფერო და სქემის იდენტიფიკაცია), სერტიფიკატის სტატუსი, გაცემის თარიღი, ვადა (წელი), მოქმედების ბოლო თარიღი და სერტიფიკატის მოქმედი პირობები/შეზღუდვები (მათ შორის, §6.3-ით გათვალისწინებული ორმაგი ვადის დათქმა — არსებობისას), აგრეთვე სერტიფიცირებული პირის წინამდებარე ხელშეკრულებით დადასტურებული თანხმობის საფუძველზე — ელფოსტა (დამკვეთებისა და ადმინისტრაციული ორგანოების მიერ სერტიფიცირებულ სპეციალისტთან ოფიციალური პროფესიული კომუნიკაციისა და ვერიფიკაციის მიზნით) და რეგისტრაციის დრო (რეესტრში ჩანაწერის ქრონოლოგიური მიკვლევადობის მიზნით). პირის ტელეფონის ნომერი, საგამოცდო ქულები და პირადი საქმის სხვა მასალები საჯაროდ არ ქვეყნდება.</w:t>
+        <w:t>) საჯაროდ ქვეყნდება გაცემული სერტიფიკატი და შემდეგი მონაცემები: სახელი, გვარი, პირადი ნომერი, ელფოსტა, რეგისტრაციის დრო, სერტიფიკატის უნიკალური კოდი, კვალიფიკაცია (კატეგორია და სფერო), სერტიფიკატის სტატუსი, გაცემის თარიღი, მოქმედების ვადა, მოქმედების ბოლო თარიღი და სერტიფიკატის მოქმედი პირობები/შეზღუდვები (ასეთის არსებობისას). პირის ტელეფონის ნომერი, საგამოცდო ქულები და პირადი საქმის სხვა მასალები საჯაროდ არ ქვეყნდება.</w:t>
       </w:r>
     </w:p>
     <w:p>
@@ -5398,7 +5310,7 @@
           <w:color w:val="000000"/>
           <w:sz w:val="21"/>
         </w:rPr>
-        <w:t xml:space="preserve">12.3. საგამოცდო პროცესის აუდიო-ვიდეო ჩანაწერები და ეკრანის ჩანაწერები/ლოგები ინახება დირექტორის სამუშაო კომპიუტერზე ან ინსტიტუტის სხვა დაცულ ლოკალურ მოწყობილობაზე / მეხსიერების მატარებელზე, პაროლით დაცულ საქაღალდეში (გარე სერვერზე ან ღრუბლოვან სივრცეში ატვირთვის გარეშე) გამოცდის ჩატარებიდან </w:t>
+        <w:t xml:space="preserve">12.3. გამოცდის ჩაბარებისა და შედეგის ძირითად მუდმივ ჩანაწერს წარმოადგენს საგამოცდო შედეგების დეტალური PDF-ანგარიში (რომელიც ასახავს თითოეულ გაცემულ პასუხს/შეცდომასა და მიღებულ ქულას), ხოლო საგამოცდო პროცესის აუდიო-ვიდეო და ეკრანის ჩანაწერები წარმოადგენს დამხმარე სამეთვალყურეო მასალას, რომელიც ინახება </w:t>
       </w:r>
       <w:r>
         <w:rPr>
@@ -5408,7 +5320,7 @@
           <w:color w:val="000000"/>
           <w:sz w:val="21"/>
         </w:rPr>
-        <w:t>1 (ერთი) წლის</w:t>
+        <w:t>გონივრული ვადით (საჭიროებისამებრ), მაგრამ გამოცდის ჩატარებიდან არაუმეტეს 1 (ერთი) წლისა</w:t>
       </w:r>
       <w:r>
         <w:rPr>
@@ -5418,7 +5330,7 @@
           <w:color w:val="000000"/>
           <w:sz w:val="21"/>
         </w:rPr>
-        <w:t xml:space="preserve"> განმავლობაში. ჩანაწერებზე წვდომა აქვთ მხოლოდ უფლებამოსილ პირებს (დირექტორი/ხარისხის მენეჯერი, ხოლო კონკრეტული ინციდენტის ან დავის განხილვისას — შესაბამისი უფლებამოსილი განმხილველი პირი).</w:t>
+        <w:t>: სტანდარტულად (დარღვევისა და ინციდენტის გარეშე) ჩატარებული სესიების ჩანაწერები შესაძლოა წაიშალოს გამოცდის დასრულებისთანავე ან ნებისმიერ დროს საჭიროებისამებრ, ხოლო საგამოცდო წესების დარღვევის, ინციდენტის ან საჩივრის/აპელაციის შემთხვევაში შესაბამისი ჩანაწერი გადაიტანება და ინახება დირექტორის სამუშაო კომპიუტერზე ან ინსტიტუტის სხვა დაცულ ლოკალურ მოწყობილობაზე / მეხსიერების მატარებელზე, პაროლით დაცულ საქაღალდეში (გარე სერვერზე ან ღრუბლოვან სივრცეში ატვირთვის გარეშე) საკითხის საბოლოო გადაწყვეტამდე, მაგრამ არაუმეტეს 1 წლისა (გარდა მიმდინარე საჩივრის, აპელაციის, სასამართლო დავის ან კანონმდებლობით დადგენილი წესით მონაცემთა დაბლოკვის შემთხვევისა, რა დროსაც ჩანაწერი ინახება შესაბამისი წარმოების დასრულებამდე). ჩანაწერებზე წვდომა აქვთ მხოლოდ უფლებამოსილ პირებს (დირექტორი/ხარისხის მენეჯერი, ხოლო კონკრეტული ინციდენტის ან დავის განხილვისას — შესაბამისი უფლებამოსილი განმხილველი პირი).</w:t>
       </w:r>
     </w:p>
     <w:p>
